--- a/content/w42.docx
+++ b/content/w42.docx
@@ -138,7 +138,7 @@
       </w:r>
     </w:p>
     <w:bookmarkEnd w:id="23"/>
-    <w:bookmarkStart w:id="29" w:name="browse"/>
+    <w:bookmarkStart w:id="30" w:name="browse"/>
     <w:p>
       <w:pPr>
         <w:pStyle w:val="Heading4"/>
@@ -156,9 +156,44 @@
         </w:numPr>
       </w:pPr>
       <w:r>
+        <w:t xml:space="preserve">Hao, 2020.</w:t>
+      </w:r>
+      <w:r>
+        <w:t xml:space="preserve"> </w:t>
+      </w:r>
+      <w:r>
         <w:t xml:space="preserve">“</w:t>
       </w:r>
       <w:hyperlink r:id="rId24">
+        <w:r>
+          <w:rPr>
+            <w:rStyle w:val="Hyperlink"/>
+          </w:rPr>
+          <w:t xml:space="preserve">We read the paper that forced Timnit Gebru out of Google. Here’s what it says.</w:t>
+        </w:r>
+      </w:hyperlink>
+      <w:r>
+        <w:t xml:space="preserve">”</w:t>
+      </w:r>
+      <w:r>
+        <w:t xml:space="preserve"> </w:t>
+      </w:r>
+      <w:r>
+        <w:t xml:space="preserve">MIT Technology Review.</w:t>
+      </w:r>
+    </w:p>
+    <w:p>
+      <w:pPr>
+        <w:pStyle w:val="Compact"/>
+        <w:numPr>
+          <w:ilvl w:val="0"/>
+          <w:numId w:val="1003"/>
+        </w:numPr>
+      </w:pPr>
+      <w:r>
+        <w:t xml:space="preserve">“</w:t>
+      </w:r>
+      <w:hyperlink r:id="rId25">
         <w:r>
           <w:rPr>
             <w:rStyle w:val="Hyperlink"/>
@@ -187,7 +222,7 @@
       <w:r>
         <w:t xml:space="preserve">“</w:t>
       </w:r>
-      <w:hyperlink r:id="rId25">
+      <w:hyperlink r:id="rId26">
         <w:r>
           <w:rPr>
             <w:rStyle w:val="Hyperlink"/>
@@ -213,7 +248,7 @@
       <w:r>
         <w:t xml:space="preserve">“</w:t>
       </w:r>
-      <w:hyperlink r:id="rId26">
+      <w:hyperlink r:id="rId27">
         <w:r>
           <w:rPr>
             <w:rStyle w:val="Hyperlink"/>
@@ -242,7 +277,7 @@
       <w:r>
         <w:t xml:space="preserve">“</w:t>
       </w:r>
-      <w:hyperlink r:id="rId27">
+      <w:hyperlink r:id="rId28">
         <w:r>
           <w:rPr>
             <w:rStyle w:val="Hyperlink"/>
@@ -295,7 +330,7 @@
       <w:r>
         <w:t xml:space="preserve">“</w:t>
       </w:r>
-      <w:hyperlink r:id="rId28">
+      <w:hyperlink r:id="rId29">
         <w:r>
           <w:rPr>
             <w:rStyle w:val="Hyperlink"/>
@@ -313,8 +348,8 @@
         <w:t xml:space="preserve">Press Release.</w:t>
       </w:r>
     </w:p>
-    <w:bookmarkEnd w:id="29"/>
-    <w:bookmarkStart w:id="33" w:name="additional-resources"/>
+    <w:bookmarkEnd w:id="30"/>
+    <w:bookmarkStart w:id="34" w:name="additional-resources"/>
     <w:p>
       <w:pPr>
         <w:pStyle w:val="Heading4"/>
@@ -340,7 +375,7 @@
       <w:r>
         <w:t xml:space="preserve">“</w:t>
       </w:r>
-      <w:hyperlink r:id="rId30">
+      <w:hyperlink r:id="rId31">
         <w:r>
           <w:rPr>
             <w:rStyle w:val="Hyperlink"/>
@@ -379,7 +414,7 @@
       <w:r>
         <w:t xml:space="preserve">“</w:t>
       </w:r>
-      <w:hyperlink r:id="rId31">
+      <w:hyperlink r:id="rId32">
         <w:r>
           <w:rPr>
             <w:rStyle w:val="Hyperlink"/>
@@ -430,7 +465,7 @@
       <w:r>
         <w:t xml:space="preserve">“</w:t>
       </w:r>
-      <w:hyperlink r:id="rId32">
+      <w:hyperlink r:id="rId33">
         <w:r>
           <w:rPr>
             <w:rStyle w:val="Hyperlink"/>
@@ -448,8 +483,8 @@
         <w:t xml:space="preserve">Preprint.</w:t>
       </w:r>
     </w:p>
-    <w:bookmarkEnd w:id="33"/>
-    <w:bookmarkStart w:id="37" w:name="submit"/>
+    <w:bookmarkEnd w:id="34"/>
+    <w:bookmarkStart w:id="38" w:name="submit"/>
     <w:p>
       <w:pPr>
         <w:pStyle w:val="Heading4"/>
@@ -511,18 +546,18 @@
                 <wp:inline>
                   <wp:extent cx="152400" cy="152400"/>
                   <wp:effectExtent b="0" l="0" r="0" t="0"/>
-                  <wp:docPr descr="" title="" id="35" name="Picture"/>
+                  <wp:docPr descr="" title="" id="36" name="Picture"/>
                   <a:graphic>
                     <a:graphicData uri="http://schemas.openxmlformats.org/drawingml/2006/picture">
                       <pic:pic>
                         <pic:nvPicPr>
-                          <pic:cNvPr descr="/opt/quarto/share/formats/docx/tip.png" id="36" name="Picture"/>
+                          <pic:cNvPr descr="/opt/quarto/share/formats/docx/tip.png" id="37" name="Picture"/>
                           <pic:cNvPicPr>
                             <a:picLocks noChangeArrowheads="1" noChangeAspect="1"/>
                           </pic:cNvPicPr>
                         </pic:nvPicPr>
                         <pic:blipFill>
-                          <a:blip r:embed="rId34"/>
+                          <a:blip r:embed="rId35"/>
                           <a:stretch>
                             <a:fillRect/>
                           </a:stretch>
@@ -647,7 +682,7 @@
         </w:tc>
       </w:tr>
     </w:tbl>
-    <w:bookmarkEnd w:id="37"/>
+    <w:bookmarkEnd w:id="38"/>
     <w:sectPr>
       <w:footnotePr>
         <w:numRestart w:val="eachSect"/>

--- a/content/w42.docx
+++ b/content/w42.docx
@@ -34,7 +34,7 @@
         <w:t xml:space="preserve">S2026</w:t>
       </w:r>
     </w:p>
-    <w:bookmarkStart w:id="20" w:name="think"/>
+    <w:bookmarkStart w:id="9" w:name="think"/>
     <w:p>
       <w:pPr>
         <w:pStyle w:val="Heading4"/>
@@ -59,8 +59,8 @@
         <w:t xml:space="preserve">How does the reliance on data in AI structure the way we think of AI’s potential and power? When we think of the assorted challenges, from the technical to the social to the legal and back again, including training set issues, algorithmic bias, long tail problems, copyright issues, how do the makers of AI respond? How should the AI industry respond?</w:t>
       </w:r>
     </w:p>
-    <w:bookmarkEnd w:id="20"/>
-    <w:bookmarkStart w:id="23" w:name="read"/>
+    <w:bookmarkEnd w:id="9"/>
+    <w:bookmarkStart w:id="12" w:name="read"/>
     <w:p>
       <w:pPr>
         <w:pStyle w:val="Heading4"/>
@@ -86,7 +86,7 @@
       <w:r>
         <w:t xml:space="preserve">“</w:t>
       </w:r>
-      <w:hyperlink r:id="rId21">
+      <w:hyperlink r:id="rId10">
         <w:r>
           <w:rPr>
             <w:rStyle w:val="Hyperlink"/>
@@ -119,7 +119,7 @@
       <w:r>
         <w:t xml:space="preserve">“</w:t>
       </w:r>
-      <w:hyperlink r:id="rId22">
+      <w:hyperlink r:id="rId11">
         <w:r>
           <w:rPr>
             <w:rStyle w:val="Hyperlink"/>
@@ -137,8 +137,8 @@
         <w:t xml:space="preserve">NYTimes.</w:t>
       </w:r>
     </w:p>
-    <w:bookmarkEnd w:id="23"/>
-    <w:bookmarkStart w:id="30" w:name="browse"/>
+    <w:bookmarkEnd w:id="12"/>
+    <w:bookmarkStart w:id="19" w:name="browse"/>
     <w:p>
       <w:pPr>
         <w:pStyle w:val="Heading4"/>
@@ -164,7 +164,7 @@
       <w:r>
         <w:t xml:space="preserve">“</w:t>
       </w:r>
-      <w:hyperlink r:id="rId24">
+      <w:hyperlink r:id="rId13">
         <w:r>
           <w:rPr>
             <w:rStyle w:val="Hyperlink"/>
@@ -193,7 +193,7 @@
       <w:r>
         <w:t xml:space="preserve">“</w:t>
       </w:r>
-      <w:hyperlink r:id="rId25">
+      <w:hyperlink r:id="rId14">
         <w:r>
           <w:rPr>
             <w:rStyle w:val="Hyperlink"/>
@@ -222,7 +222,7 @@
       <w:r>
         <w:t xml:space="preserve">“</w:t>
       </w:r>
-      <w:hyperlink r:id="rId26">
+      <w:hyperlink r:id="rId15">
         <w:r>
           <w:rPr>
             <w:rStyle w:val="Hyperlink"/>
@@ -248,7 +248,7 @@
       <w:r>
         <w:t xml:space="preserve">“</w:t>
       </w:r>
-      <w:hyperlink r:id="rId27">
+      <w:hyperlink r:id="rId16">
         <w:r>
           <w:rPr>
             <w:rStyle w:val="Hyperlink"/>
@@ -277,7 +277,7 @@
       <w:r>
         <w:t xml:space="preserve">“</w:t>
       </w:r>
-      <w:hyperlink r:id="rId28">
+      <w:hyperlink r:id="rId17">
         <w:r>
           <w:rPr>
             <w:rStyle w:val="Hyperlink"/>
@@ -330,7 +330,7 @@
       <w:r>
         <w:t xml:space="preserve">“</w:t>
       </w:r>
-      <w:hyperlink r:id="rId29">
+      <w:hyperlink r:id="rId18">
         <w:r>
           <w:rPr>
             <w:rStyle w:val="Hyperlink"/>
@@ -348,8 +348,8 @@
         <w:t xml:space="preserve">Press Release.</w:t>
       </w:r>
     </w:p>
-    <w:bookmarkEnd w:id="30"/>
-    <w:bookmarkStart w:id="34" w:name="additional-resources"/>
+    <w:bookmarkEnd w:id="19"/>
+    <w:bookmarkStart w:id="23" w:name="additional-resources"/>
     <w:p>
       <w:pPr>
         <w:pStyle w:val="Heading4"/>
@@ -375,7 +375,7 @@
       <w:r>
         <w:t xml:space="preserve">“</w:t>
       </w:r>
-      <w:hyperlink r:id="rId31">
+      <w:hyperlink r:id="rId20">
         <w:r>
           <w:rPr>
             <w:rStyle w:val="Hyperlink"/>
@@ -414,7 +414,7 @@
       <w:r>
         <w:t xml:space="preserve">“</w:t>
       </w:r>
-      <w:hyperlink r:id="rId32">
+      <w:hyperlink r:id="rId21">
         <w:r>
           <w:rPr>
             <w:rStyle w:val="Hyperlink"/>
@@ -465,7 +465,7 @@
       <w:r>
         <w:t xml:space="preserve">“</w:t>
       </w:r>
-      <w:hyperlink r:id="rId33">
+      <w:hyperlink r:id="rId22">
         <w:r>
           <w:rPr>
             <w:rStyle w:val="Hyperlink"/>
@@ -483,8 +483,8 @@
         <w:t xml:space="preserve">Preprint.</w:t>
       </w:r>
     </w:p>
-    <w:bookmarkEnd w:id="34"/>
-    <w:bookmarkStart w:id="38" w:name="submit"/>
+    <w:bookmarkEnd w:id="23"/>
+    <w:bookmarkStart w:id="27" w:name="submit"/>
     <w:p>
       <w:pPr>
         <w:pStyle w:val="Heading4"/>
@@ -546,18 +546,18 @@
                 <wp:inline>
                   <wp:extent cx="152400" cy="152400"/>
                   <wp:effectExtent b="0" l="0" r="0" t="0"/>
-                  <wp:docPr descr="" title="" id="36" name="Picture"/>
+                  <wp:docPr descr="" title="" id="25" name="Picture"/>
                   <a:graphic>
                     <a:graphicData uri="http://schemas.openxmlformats.org/drawingml/2006/picture">
                       <pic:pic>
                         <pic:nvPicPr>
-                          <pic:cNvPr descr="/opt/quarto/share/formats/docx/tip.png" id="37" name="Picture"/>
+                          <pic:cNvPr descr="/opt/quarto/share/formats/docx/tip.png" id="26" name="Picture"/>
                           <pic:cNvPicPr>
                             <a:picLocks noChangeArrowheads="1" noChangeAspect="1"/>
                           </pic:cNvPicPr>
                         </pic:nvPicPr>
                         <pic:blipFill>
-                          <a:blip r:embed="rId35"/>
+                          <a:blip r:embed="rId24"/>
                           <a:stretch>
                             <a:fillRect/>
                           </a:stretch>
@@ -682,7 +682,7 @@
         </w:tc>
       </w:tr>
     </w:tbl>
-    <w:bookmarkEnd w:id="38"/>
+    <w:bookmarkEnd w:id="27"/>
     <w:sectPr>
       <w:footnotePr>
         <w:numRestart w:val="eachSect"/>
@@ -925,10 +925,10 @@
   <w:docDefaults>
     <w:rPrDefault>
       <w:rPr>
-        <w:rFonts w:asciiTheme="minorHAnsi" w:cstheme="minorBidi" w:eastAsiaTheme="minorHAnsi" w:hAnsiTheme="minorHAnsi"/>
+        <w:rFonts w:asciiTheme="minorHAnsi" w:cstheme="minorBidi" w:eastAsiaTheme="minorEastAsia" w:hAnsiTheme="minorHAnsi"/>
         <w:sz w:val="24"/>
         <w:szCs w:val="24"/>
-        <w:lang w:bidi="ar-SA" w:eastAsia="en-US" w:val="en-US"/>
+        <w:lang w:bidi="ar-SA" w:eastAsia="zh-CN" w:val="en-US"/>
       </w:rPr>
     </w:rPrDefault>
     <w:pPrDefault>
@@ -1469,13 +1469,6 @@
       </w:tblCellMar>
     </w:tblPr>
     <w:tblStylePr w:type="firstRow">
-      <w:tblPr>
-        <w:jc w:val="left"/>
-        <w:tblInd w:type="dxa" w:w="0"/>
-      </w:tblPr>
-      <w:trPr>
-        <w:jc w:val="left"/>
-      </w:trPr>
       <w:tcPr>
         <w:tcBorders>
           <w:bottom w:val="single"/>
